--- a/export/docx/docs/43_41_上线就绪报告.docx
+++ b/export/docx/docs/43_41_上线就绪报告.docx
@@ -19,7 +19,7 @@
           <w:i/>
           <w:color w:val="4A5158"/>
         </w:rPr>
-        <w:t>目标：把 docs/36 / 39 / 40 三份文档里的技术债与遗留项一并处理完，使项目达到可在工厂实际上线的标准。 结果：docs/36 的 14 个标准模块全部有真实数据支撑；诊断覆盖率从 6/1200 提升到 1200/1200； 安全从"默认 dev 密钥 + 口令散落文档"改为"Secret 注入 + 强制鉴权 + 口令轮换"。 验证：浏览器 178/178、E2E 66/66、单测 72、巡检 8/9。</w:t>
+        <w:t>目标：把 docs/36 / 39 / 40 三份文档里的技术债与遗留项一并处理完，使项目达到可在工厂实际上线的标准。 结果：docs/36 的 14 个标准模块全部有真实数据支撑；诊断覆盖率从 6/1200 提升到 1200/1200； 安全从"默认 dev 密钥 + 口令散落文档"改为"Secret 注入 + 强制鉴权 + 口令轮换"。 验证：浏览器 206/206（两轮 0 失败，见 docs/42）、 E2E 66/66、单测 72、巡检 8/9。 复查追加修复 2 个缺陷（全链路回归发现）：告警等级匹配反序导致 HI=0 只报橙色； 低级告警在 HI 恶化后永不收敛（200 台同时挂红橙两条）。</w:t>
       </w:r>
     </w:p>
     <w:p>

--- a/export/docx/docs/43_41_上线就绪报告.docx
+++ b/export/docx/docs/43_41_上线就绪报告.docx
@@ -19,7 +19,7 @@
           <w:i/>
           <w:color w:val="4A5158"/>
         </w:rPr>
-        <w:t>目标：把 docs/36 / 39 / 40 三份文档里的技术债与遗留项一并处理完，使项目达到可在工厂实际上线的标准。 结果：docs/36 的 14 个标准模块全部有真实数据支撑；诊断覆盖率从 6/1200 提升到 1200/1200； 安全从"默认 dev 密钥 + 口令散落文档"改为"Secret 注入 + 强制鉴权 + 口令轮换"。 验证：浏览器 206/206（两轮 0 失败，见 docs/42）、 E2E 66/66、单测 72、巡检 8/9。 复查追加修复 2 个缺陷（全链路回归发现）：告警等级匹配反序导致 HI=0 只报橙色； 低级告警在 HI 恶化后永不收敛（200 台同时挂红橙两条）。</w:t>
+        <w:t>目标：把 docs/36 / 39 / 40 三份文档里的技术债与遗留项一并处理完，使项目达到可在工厂实际上线的标准。 结果：docs/36 的 14 个标准模块全部有真实数据支撑；诊断覆盖率从 6/1200 提升到 1200/1200； 安全从"默认 dev 密钥 + 口令散落文档"改为"Secret 注入 + 强制鉴权 + 口令轮换"。 验证：浏览器 212/212（三轮 0 失败，见 docs/42）、 E2E 66/66、单测 72、巡检 8/9。 复查追加修复 3 个缺陷（全链路回归发现）：告警等级匹配反序导致 HI=0 只报橙色； 低级告警在 HI 恶化后永不收敛（200 台同时挂红橙两条）； 告警列表窗口被已关闭项占满，导致告警中心 KPI 全 0、看不到待处置（写人工指南时核验发现）。</w:t>
       </w:r>
     </w:p>
     <w:p>
